--- a/docs/Lab1/Report.docx
+++ b/docs/Lab1/Report.docx
@@ -2997,7 +2997,7 @@
           <w:color w:val="000000"/>
           <w:sz w:val="21"/>
         </w:rPr>
-        <w:t>Мій особистий внесок підтверджується кодом і документацією у репозиторії, результатами тестів та поясненням рішень на захисті. Один commit у main не дає детального журналу етапів роботи; надалі потрібні змістовні commits за завершеними змінами.</w:t>
+        <w:t>Мій особистий внесок підтверджується кодом і документацією у репозиторії, результатами тестів та поясненням рішень на захисті. Наступні зміни оформлення зафіксовано окремими змістовними комітами у main.</w:t>
       </w:r>
     </w:p>
     <w:p>
@@ -3915,7 +3915,7 @@
                 <w:color w:val="000000"/>
                 <w:sz w:val="19"/>
               </w:rPr>
-              <w:t>До подання</w:t>
+              <w:t>Виконано 06.10.2026</w:t>
             </w:r>
           </w:p>
         </w:tc>
@@ -4028,7 +4028,7 @@
                 <w:color w:val="000000"/>
                 <w:sz w:val="19"/>
               </w:rPr>
-              <w:t>До подання</w:t>
+              <w:t>Виконано 06.10.2026</w:t>
             </w:r>
           </w:p>
         </w:tc>
@@ -4141,7 +4141,7 @@
                 <w:color w:val="000000"/>
                 <w:sz w:val="19"/>
               </w:rPr>
-              <w:t>До подання</w:t>
+              <w:t>Виконано 06.10.2026</w:t>
             </w:r>
           </w:p>
         </w:tc>
@@ -4308,7 +4308,7 @@
           <w:color w:val="000000"/>
           <w:sz w:val="21"/>
         </w:rPr>
-        <w:t>Ця таблиця є планом, а не доказом створеної GitHub Projects дошки. У перевіреному репозиторії Issues відсутні, посилання на дошку не наведено. Конкретний навчальний дедлайн для невиконаних пунктів має визначити викладач.</w:t>
+        <w:t>План реалізовано у публічній дошці GitHub Projects із 14 задачами, критеріями завершення та єдиним виконавцем chaek438 — Бондаренком Сергієм. Посилання й знімок задач наведено у додатку. Дедлайн для невиконаних пунктів має визначити викладач.</w:t>
       </w:r>
     </w:p>
     <w:p>
@@ -4338,7 +4338,7 @@
     </w:p>
     <w:p>
       <w:r>
-        <w:t>Стан на 05.10.2026: репозиторій public, гілка main, commit 8e8a046cee04, 57 відстежуваних файлів. GitHub доступний за посиланням без запрошення викладача. Public означає, що репозиторій можуть переглядати й інші користувачі.</w:t>
+        <w:t>Стан перед додаванням скріншотів на 06.10.2026: репозиторій public, гілка main, commit 203354f2bc96, 63 відстежувані файли. GitHub доступний за посиланням без запрошення викладача. Public означає, що матеріали можуть переглядати й інші користувачі.</w:t>
       </w:r>
     </w:p>
     <w:tbl>
@@ -4760,7 +4760,7 @@
                 <w:color w:val="000000"/>
                 <w:sz w:val="19"/>
               </w:rPr>
-              <w:t>У main файл відсутній</w:t>
+              <w:t>Додано правила для Python, Node.js, SQLite та локальних налаштувань</w:t>
             </w:r>
           </w:p>
         </w:tc>
@@ -4787,7 +4787,7 @@
                 <w:color w:val="000000"/>
                 <w:sz w:val="19"/>
               </w:rPr>
-              <w:t>Додати</w:t>
+              <w:t>Виконано</w:t>
             </w:r>
           </w:p>
         </w:tc>
@@ -4846,7 +4846,7 @@
                 <w:color w:val="000000"/>
                 <w:sz w:val="19"/>
               </w:rPr>
-              <w:t>Tracked: .db, .db-wal, .db-shm та 7 pyc файлів</w:t>
+              <w:t>У поточній main немає БД, WAL, SHM та кешу Python</w:t>
             </w:r>
           </w:p>
         </w:tc>
@@ -4873,7 +4873,7 @@
                 <w:color w:val="000000"/>
                 <w:sz w:val="19"/>
               </w:rPr>
-              <w:t>Прибрати з Git</w:t>
+              <w:t>Виконано</w:t>
             </w:r>
           </w:p>
         </w:tc>
@@ -4932,7 +4932,7 @@
                 <w:color w:val="000000"/>
                 <w:sz w:val="19"/>
               </w:rPr>
-              <w:t>Є YOUR_REPOSITORY_URL і згадки, що публікацію ще треба виконати</w:t>
+              <w:t>README і Git.md містять автора, звіти та фактичні посилання</w:t>
             </w:r>
           </w:p>
         </w:tc>
@@ -4959,7 +4959,7 @@
                 <w:color w:val="000000"/>
                 <w:sz w:val="19"/>
               </w:rPr>
-              <w:t>Оновити</w:t>
+              <w:t>Оновлено</w:t>
             </w:r>
           </w:p>
         </w:tc>
@@ -5018,7 +5018,7 @@
                 <w:color w:val="000000"/>
                 <w:sz w:val="19"/>
               </w:rPr>
-              <w:t>1 commit Add files via upload; старі commits лише у git.bundle</w:t>
+              <w:t>Зміни оформлення й очищення зафіксовано змістовними комітами</w:t>
             </w:r>
           </w:p>
         </w:tc>
@@ -5045,7 +5045,7 @@
                 <w:color w:val="000000"/>
                 <w:sz w:val="19"/>
               </w:rPr>
-              <w:t>Поліпшити наступні зміни</w:t>
+              <w:t>Оновлено</w:t>
             </w:r>
           </w:p>
         </w:tc>
@@ -5077,7 +5077,7 @@
                 <w:color w:val="000000"/>
                 <w:sz w:val="19"/>
               </w:rPr>
-              <w:t>Issues і дошка</w:t>
+              <w:t>Дошка GitHub Projects</w:t>
             </w:r>
           </w:p>
         </w:tc>
@@ -5104,7 +5104,7 @@
                 <w:color w:val="000000"/>
                 <w:sz w:val="19"/>
               </w:rPr>
-              <w:t>Issues порожні; посилання на реальну дошку немає</w:t>
+              <w:t>Публічна дошка з 14 задачами, критеріями та одним виконавцем</w:t>
             </w:r>
           </w:p>
         </w:tc>
@@ -5131,7 +5131,7 @@
                 <w:color w:val="000000"/>
                 <w:sz w:val="19"/>
               </w:rPr>
-              <w:t>Підготувати</w:t>
+              <w:t>Створено</w:t>
             </w:r>
           </w:p>
         </w:tc>
@@ -5155,17 +5155,17 @@
         <w:pStyle w:val="Heading2"/>
       </w:pPr>
       <w:r>
-        <w:t>Необхідні виправлення оформлення</w:t>
+        <w:t>Виконані виправлення оформлення</w:t>
       </w:r>
     </w:p>
     <w:p>
       <w:r>
-        <w:t>Додати .gitignore для .venv, node_modules, __pycache__, *.pyc, *.db, *.db-wal, *.db-shm і локального .env. Уже відстежувані файли потрібно окремо прибрати з індексу Git; саме додавання .gitignore цього не виконує. Локальна база має створюватися зі схеми та demo seed.</w:t>
+        <w:t>Додано .gitignore для віртуальних середовищ, node_modules, кешу Python, локальних SQLite баз, WAL, SHM та .env. Робочу БД і сім pyc файлів прибрано з поточної main. Локальні дані створюються при демозапуску зі схеми й demo seed; попередні коміти залишаються в історії Git.</w:t>
       </w:r>
     </w:p>
     <w:p>
       <w:r>
-        <w:t>У README вказати «Виконав: Бондаренко Сергій», справжнє посилання і стан дошки. У docs/Git.md замінити placeholder; старі твердження про відсутність публікації привести до фактичного стану.</w:t>
+        <w:t>README містить «Виконав: Бондаренко Сергій», посилання на три звіти та публічну дошку. У docs/Git.md вказано фактичний репозиторій. Дошка пов’язана з EasyStock, а всі 14 карток призначено одному виконавцю.</w:t>
       </w:r>
     </w:p>
     <w:p>
@@ -5176,7 +5176,7 @@
           <w:color w:val="000000"/>
           <w:sz w:val="21"/>
         </w:rPr>
-        <w:t>Висновок перевірки: основна реалізація та структура працездатні. Оформлення GitHub і окремі навчальні докази потребують завершення. Віддалений репозиторій під час перевірки не змінювався.</w:t>
+        <w:t>Висновок перевірки: реалізація та структура працездатні, оформлення GitHub оновлено. Залишаються людська перевірка зручності, вимірювання часу пошуку, повний прогін у Chromium і Firefox та погодження індивідуального формату з викладачем.</w:t>
       </w:r>
     </w:p>
     <w:p>
@@ -5212,7 +5212,7 @@
     </w:p>
     <w:p>
       <w:r>
-        <w:t>Я використав React, Flask, SQLAlchemy та SQLite. Залишок і журнал зберігаються однією транзакцією, а умовне SQL списання захищає від надмірного списання за одночасних запитів. На версії GitHub пройдено 39 тестів і production збірку. Я також підготував вимоги, діаграми, модель даних і прототип. Перед остаточним поданням потрібно завершити очищення GitHub, дошку завдань та людську перевірку зручності.</w:t>
+        <w:t>Я використав React, Flask, SQLAlchemy та SQLite. Залишок і журнал зберігаються однією транзакцією, а умовне SQL списання захищає від надмірного списання за одночасних запитів. Технічна перевірка підтвердила 39 тестів і production збірку. Я підготував вимоги, діаграми, модель даних і прототип, оновив GitHub та дошку задач. Людська перевірка зручності ще запланована.</w:t>
       </w:r>
     </w:p>
     <w:p>
@@ -5450,6 +5450,228 @@
         </w:rPr>
         <w:t>Він впливає на додавання невідстежуваних файлів. Файл у старому commit залишається там; секрет, якщо такий був, потрібно відкликати, а історію очищувати окремо.</w:t>
       </w:r>
+    </w:p>
+    <w:p>
+      <w:r>
+        <w:br w:type="page"/>
+      </w:r>
+    </w:p>
+    <w:p>
+      <w:pPr>
+        <w:pStyle w:val="Heading1"/>
+      </w:pPr>
+      <w:r>
+        <w:t>Скріншоти опублікованих матеріалів</w:t>
+      </w:r>
+    </w:p>
+    <w:p>
+      <w:pPr>
+        <w:spacing w:after="160"/>
+      </w:pPr>
+      <w:r>
+        <w:t>Додаток. Стан GitHub на 06.10.2026.</w:t>
+      </w:r>
+    </w:p>
+    <w:p>
+      <w:pPr>
+        <w:keepNext/>
+        <w:spacing w:after="60"/>
+        <w:jc w:val="center"/>
+      </w:pPr>
+      <w:r>
+        <w:drawing>
+          <wp:inline xmlns:a="http://schemas.openxmlformats.org/drawingml/2006/main" xmlns:pic="http://schemas.openxmlformats.org/drawingml/2006/picture">
+            <wp:extent cx="6309360" cy="4334175"/>
+            <wp:docPr id="1" name="Picture 1" descr="README репозиторію EasyStock"/>
+            <wp:cNvGraphicFramePr>
+              <a:graphicFrameLocks noChangeAspect="1"/>
+            </wp:cNvGraphicFramePr>
+            <a:graphic>
+              <a:graphicData uri="http://schemas.openxmlformats.org/drawingml/2006/picture">
+                <pic:pic>
+                  <pic:nvPicPr>
+                    <pic:cNvPr id="0" name="github-repository.jpg"/>
+                    <pic:cNvPicPr/>
+                  </pic:nvPicPr>
+                  <pic:blipFill>
+                    <a:blip r:embed="rId14"/>
+                    <a:stretch>
+                      <a:fillRect/>
+                    </a:stretch>
+                  </pic:blipFill>
+                  <pic:spPr>
+                    <a:xfrm>
+                      <a:off x="0" y="0"/>
+                      <a:ext cx="6309360" cy="4334175"/>
+                    </a:xfrm>
+                    <a:prstGeom prst="rect"/>
+                  </pic:spPr>
+                </pic:pic>
+              </a:graphicData>
+            </a:graphic>
+          </wp:inline>
+        </w:drawing>
+      </w:r>
+    </w:p>
+    <w:p>
+      <w:pPr>
+        <w:pStyle w:val="Caption"/>
+        <w:spacing w:after="160"/>
+        <w:jc w:val="center"/>
+      </w:pPr>
+      <w:r>
+        <w:rPr>
+          <w:color w:val="000000"/>
+          <w:sz w:val="21"/>
+        </w:rPr>
+        <w:t>Рисунок Д.1. README репозиторію EasyStock</w:t>
+      </w:r>
+    </w:p>
+    <w:p>
+      <w:r>
+        <w:t>У README вказано автора, індивідуальний формат роботи, посилання на три звіти Word і PDF та публічну дошку задач.</w:t>
+      </w:r>
+    </w:p>
+    <w:p>
+      <w:pPr>
+        <w:spacing w:after="120"/>
+      </w:pPr>
+      <w:hyperlink r:id="rId11">
+        <w:r>
+          <w:rPr>
+            <w:color w:val="234D77"/>
+            <w:u w:val="single"/>
+            <w:sz w:val="21"/>
+          </w:rPr>
+          <w:t>Джерело знімка на GitHub</w:t>
+        </w:r>
+      </w:hyperlink>
+    </w:p>
+    <w:p>
+      <w:pPr>
+        <w:spacing w:after="120"/>
+      </w:pPr>
+      <w:hyperlink r:id="rId15">
+        <w:r>
+          <w:rPr>
+            <w:color w:val="234D77"/>
+            <w:u w:val="single"/>
+            <w:sz w:val="21"/>
+          </w:rPr>
+          <w:t>Повний розмір зображення у репозиторії</w:t>
+        </w:r>
+      </w:hyperlink>
+    </w:p>
+    <w:p>
+      <w:r>
+        <w:br w:type="page"/>
+      </w:r>
+    </w:p>
+    <w:p>
+      <w:pPr>
+        <w:pStyle w:val="Heading1"/>
+      </w:pPr>
+      <w:r>
+        <w:t>Скріншоти опублікованих матеріалів продовження</w:t>
+      </w:r>
+    </w:p>
+    <w:p>
+      <w:pPr>
+        <w:spacing w:after="160"/>
+      </w:pPr>
+      <w:r>
+        <w:t>Додаток. Стан GitHub на 06.10.2026.</w:t>
+      </w:r>
+    </w:p>
+    <w:p>
+      <w:pPr>
+        <w:keepNext/>
+        <w:spacing w:after="60"/>
+        <w:jc w:val="center"/>
+      </w:pPr>
+      <w:r>
+        <w:drawing>
+          <wp:inline xmlns:a="http://schemas.openxmlformats.org/drawingml/2006/main" xmlns:pic="http://schemas.openxmlformats.org/drawingml/2006/picture">
+            <wp:extent cx="6309360" cy="4332767"/>
+            <wp:docPr id="2" name="Picture 2" descr="Задачі GitHub Projects та єдиний виконавець"/>
+            <wp:cNvGraphicFramePr>
+              <a:graphicFrameLocks noChangeAspect="1"/>
+            </wp:cNvGraphicFramePr>
+            <a:graphic>
+              <a:graphicData uri="http://schemas.openxmlformats.org/drawingml/2006/picture">
+                <pic:pic>
+                  <pic:nvPicPr>
+                    <pic:cNvPr id="0" name="github-project-tasks.jpg"/>
+                    <pic:cNvPicPr/>
+                  </pic:nvPicPr>
+                  <pic:blipFill>
+                    <a:blip r:embed="rId16"/>
+                    <a:stretch>
+                      <a:fillRect/>
+                    </a:stretch>
+                  </pic:blipFill>
+                  <pic:spPr>
+                    <a:xfrm>
+                      <a:off x="0" y="0"/>
+                      <a:ext cx="6309360" cy="4332767"/>
+                    </a:xfrm>
+                    <a:prstGeom prst="rect"/>
+                  </pic:spPr>
+                </pic:pic>
+              </a:graphicData>
+            </a:graphic>
+          </wp:inline>
+        </w:drawing>
+      </w:r>
+    </w:p>
+    <w:p>
+      <w:pPr>
+        <w:pStyle w:val="Caption"/>
+        <w:spacing w:after="160"/>
+        <w:jc w:val="center"/>
+      </w:pPr>
+      <w:r>
+        <w:rPr>
+          <w:color w:val="000000"/>
+          <w:sz w:val="21"/>
+        </w:rPr>
+        <w:t>Рисунок Д.2. Задачі GitHub Projects та єдиний виконавець</w:t>
+      </w:r>
+    </w:p>
+    <w:p>
+      <w:r>
+        <w:t>Усі 14 задач призначено chaek438 — Бондаренку Сергію. На момент знімка 10 задач мають статус Done, 3 — To Do, 1 — Backlog. Людська перевірка зручності й повний прогін у двох браузерах залишаються запланованими.</w:t>
+      </w:r>
+    </w:p>
+    <w:p>
+      <w:pPr>
+        <w:spacing w:after="120"/>
+      </w:pPr>
+      <w:hyperlink r:id="rId17">
+        <w:r>
+          <w:rPr>
+            <w:color w:val="234D77"/>
+            <w:u w:val="single"/>
+            <w:sz w:val="21"/>
+          </w:rPr>
+          <w:t>Джерело знімка на GitHub</w:t>
+        </w:r>
+      </w:hyperlink>
+    </w:p>
+    <w:p>
+      <w:pPr>
+        <w:spacing w:after="120"/>
+      </w:pPr>
+      <w:hyperlink r:id="rId18">
+        <w:r>
+          <w:rPr>
+            <w:color w:val="234D77"/>
+            <w:u w:val="single"/>
+            <w:sz w:val="21"/>
+          </w:rPr>
+          <w:t>Повний розмір зображення у репозиторії</w:t>
+        </w:r>
+      </w:hyperlink>
     </w:p>
     <w:sectPr>
       <w:headerReference w:type="default" r:id="rId9"/>

--- a/docs/Lab1/Report.docx
+++ b/docs/Lab1/Report.docx
@@ -4308,7 +4308,7 @@
           <w:color w:val="000000"/>
           <w:sz w:val="21"/>
         </w:rPr>
-        <w:t>План реалізовано у публічній дошці GitHub Projects із 14 задачами, критеріями завершення та єдиним виконавцем chaek438 — Бондаренком Сергієм. Посилання й знімок задач наведено у додатку. Дедлайн для невиконаних пунктів має визначити викладач.</w:t>
+        <w:t>План реалізовано у публічній дошці GitHub Projects із 14 задачами, критеріями завершення та єдиним виконавцем chaek438 — Бондаренком Сергієм. Посилання на дошку наведено в матеріалах проєкту на GitHub. Дедлайн для невиконаних пунктів має визначити викладач.</w:t>
       </w:r>
     </w:p>
     <w:p>
@@ -4338,7 +4338,7 @@
     </w:p>
     <w:p>
       <w:r>
-        <w:t>Стан перед додаванням скріншотів на 06.10.2026: репозиторій public, гілка main, commit 203354f2bc96, 63 відстежувані файли. GitHub доступний за посиланням без запрошення викладача. Public означає, що матеріали можуть переглядати й інші користувачі.</w:t>
+        <w:t>Перевірений стан оформлення на 06.10.2026: репозиторій public, гілка main, commit 203354f2bc96, 63 відстежувані файли. GitHub доступний за посиланням без запрошення викладача. Public означає, що матеріали можуть переглядати й інші користувачі.</w:t>
       </w:r>
     </w:p>
     <w:tbl>
@@ -5451,228 +5451,6 @@
         <w:t>Він впливає на додавання невідстежуваних файлів. Файл у старому commit залишається там; секрет, якщо такий був, потрібно відкликати, а історію очищувати окремо.</w:t>
       </w:r>
     </w:p>
-    <w:p>
-      <w:r>
-        <w:br w:type="page"/>
-      </w:r>
-    </w:p>
-    <w:p>
-      <w:pPr>
-        <w:pStyle w:val="Heading1"/>
-      </w:pPr>
-      <w:r>
-        <w:t>Скріншоти опублікованих матеріалів</w:t>
-      </w:r>
-    </w:p>
-    <w:p>
-      <w:pPr>
-        <w:spacing w:after="160"/>
-      </w:pPr>
-      <w:r>
-        <w:t>Додаток. Стан GitHub на 06.10.2026.</w:t>
-      </w:r>
-    </w:p>
-    <w:p>
-      <w:pPr>
-        <w:keepNext/>
-        <w:spacing w:after="60"/>
-        <w:jc w:val="center"/>
-      </w:pPr>
-      <w:r>
-        <w:drawing>
-          <wp:inline xmlns:a="http://schemas.openxmlformats.org/drawingml/2006/main" xmlns:pic="http://schemas.openxmlformats.org/drawingml/2006/picture">
-            <wp:extent cx="6309360" cy="4334175"/>
-            <wp:docPr id="1" name="Picture 1" descr="README репозиторію EasyStock"/>
-            <wp:cNvGraphicFramePr>
-              <a:graphicFrameLocks noChangeAspect="1"/>
-            </wp:cNvGraphicFramePr>
-            <a:graphic>
-              <a:graphicData uri="http://schemas.openxmlformats.org/drawingml/2006/picture">
-                <pic:pic>
-                  <pic:nvPicPr>
-                    <pic:cNvPr id="0" name="github-repository.jpg"/>
-                    <pic:cNvPicPr/>
-                  </pic:nvPicPr>
-                  <pic:blipFill>
-                    <a:blip r:embed="rId14"/>
-                    <a:stretch>
-                      <a:fillRect/>
-                    </a:stretch>
-                  </pic:blipFill>
-                  <pic:spPr>
-                    <a:xfrm>
-                      <a:off x="0" y="0"/>
-                      <a:ext cx="6309360" cy="4334175"/>
-                    </a:xfrm>
-                    <a:prstGeom prst="rect"/>
-                  </pic:spPr>
-                </pic:pic>
-              </a:graphicData>
-            </a:graphic>
-          </wp:inline>
-        </w:drawing>
-      </w:r>
-    </w:p>
-    <w:p>
-      <w:pPr>
-        <w:pStyle w:val="Caption"/>
-        <w:spacing w:after="160"/>
-        <w:jc w:val="center"/>
-      </w:pPr>
-      <w:r>
-        <w:rPr>
-          <w:color w:val="000000"/>
-          <w:sz w:val="21"/>
-        </w:rPr>
-        <w:t>Рисунок Д.1. README репозиторію EasyStock</w:t>
-      </w:r>
-    </w:p>
-    <w:p>
-      <w:r>
-        <w:t>У README вказано автора, індивідуальний формат роботи, посилання на три звіти Word і PDF та публічну дошку задач.</w:t>
-      </w:r>
-    </w:p>
-    <w:p>
-      <w:pPr>
-        <w:spacing w:after="120"/>
-      </w:pPr>
-      <w:hyperlink r:id="rId11">
-        <w:r>
-          <w:rPr>
-            <w:color w:val="234D77"/>
-            <w:u w:val="single"/>
-            <w:sz w:val="21"/>
-          </w:rPr>
-          <w:t>Джерело знімка на GitHub</w:t>
-        </w:r>
-      </w:hyperlink>
-    </w:p>
-    <w:p>
-      <w:pPr>
-        <w:spacing w:after="120"/>
-      </w:pPr>
-      <w:hyperlink r:id="rId15">
-        <w:r>
-          <w:rPr>
-            <w:color w:val="234D77"/>
-            <w:u w:val="single"/>
-            <w:sz w:val="21"/>
-          </w:rPr>
-          <w:t>Повний розмір зображення у репозиторії</w:t>
-        </w:r>
-      </w:hyperlink>
-    </w:p>
-    <w:p>
-      <w:r>
-        <w:br w:type="page"/>
-      </w:r>
-    </w:p>
-    <w:p>
-      <w:pPr>
-        <w:pStyle w:val="Heading1"/>
-      </w:pPr>
-      <w:r>
-        <w:t>Скріншоти опублікованих матеріалів продовження</w:t>
-      </w:r>
-    </w:p>
-    <w:p>
-      <w:pPr>
-        <w:spacing w:after="160"/>
-      </w:pPr>
-      <w:r>
-        <w:t>Додаток. Стан GitHub на 06.10.2026.</w:t>
-      </w:r>
-    </w:p>
-    <w:p>
-      <w:pPr>
-        <w:keepNext/>
-        <w:spacing w:after="60"/>
-        <w:jc w:val="center"/>
-      </w:pPr>
-      <w:r>
-        <w:drawing>
-          <wp:inline xmlns:a="http://schemas.openxmlformats.org/drawingml/2006/main" xmlns:pic="http://schemas.openxmlformats.org/drawingml/2006/picture">
-            <wp:extent cx="6309360" cy="4332767"/>
-            <wp:docPr id="2" name="Picture 2" descr="Задачі GitHub Projects та єдиний виконавець"/>
-            <wp:cNvGraphicFramePr>
-              <a:graphicFrameLocks noChangeAspect="1"/>
-            </wp:cNvGraphicFramePr>
-            <a:graphic>
-              <a:graphicData uri="http://schemas.openxmlformats.org/drawingml/2006/picture">
-                <pic:pic>
-                  <pic:nvPicPr>
-                    <pic:cNvPr id="0" name="github-project-tasks.jpg"/>
-                    <pic:cNvPicPr/>
-                  </pic:nvPicPr>
-                  <pic:blipFill>
-                    <a:blip r:embed="rId16"/>
-                    <a:stretch>
-                      <a:fillRect/>
-                    </a:stretch>
-                  </pic:blipFill>
-                  <pic:spPr>
-                    <a:xfrm>
-                      <a:off x="0" y="0"/>
-                      <a:ext cx="6309360" cy="4332767"/>
-                    </a:xfrm>
-                    <a:prstGeom prst="rect"/>
-                  </pic:spPr>
-                </pic:pic>
-              </a:graphicData>
-            </a:graphic>
-          </wp:inline>
-        </w:drawing>
-      </w:r>
-    </w:p>
-    <w:p>
-      <w:pPr>
-        <w:pStyle w:val="Caption"/>
-        <w:spacing w:after="160"/>
-        <w:jc w:val="center"/>
-      </w:pPr>
-      <w:r>
-        <w:rPr>
-          <w:color w:val="000000"/>
-          <w:sz w:val="21"/>
-        </w:rPr>
-        <w:t>Рисунок Д.2. Задачі GitHub Projects та єдиний виконавець</w:t>
-      </w:r>
-    </w:p>
-    <w:p>
-      <w:r>
-        <w:t>Усі 14 задач призначено chaek438 — Бондаренку Сергію. На момент знімка 10 задач мають статус Done, 3 — To Do, 1 — Backlog. Людська перевірка зручності й повний прогін у двох браузерах залишаються запланованими.</w:t>
-      </w:r>
-    </w:p>
-    <w:p>
-      <w:pPr>
-        <w:spacing w:after="120"/>
-      </w:pPr>
-      <w:hyperlink r:id="rId17">
-        <w:r>
-          <w:rPr>
-            <w:color w:val="234D77"/>
-            <w:u w:val="single"/>
-            <w:sz w:val="21"/>
-          </w:rPr>
-          <w:t>Джерело знімка на GitHub</w:t>
-        </w:r>
-      </w:hyperlink>
-    </w:p>
-    <w:p>
-      <w:pPr>
-        <w:spacing w:after="120"/>
-      </w:pPr>
-      <w:hyperlink r:id="rId18">
-        <w:r>
-          <w:rPr>
-            <w:color w:val="234D77"/>
-            <w:u w:val="single"/>
-            <w:sz w:val="21"/>
-          </w:rPr>
-          <w:t>Повний розмір зображення у репозиторії</w:t>
-        </w:r>
-      </w:hyperlink>
-    </w:p>
     <w:sectPr>
       <w:headerReference w:type="default" r:id="rId9"/>
       <w:footerReference w:type="default" r:id="rId10"/>

--- a/docs/Lab1/Report.docx
+++ b/docs/Lab1/Report.docx
@@ -4,133 +4,150 @@
   <w:body>
     <w:p>
       <w:pPr>
+        <w:keepNext w:val="0"/>
+        <w:keepLines/>
+        <w:spacing w:before="0" w:after="0" w:line="240" w:lineRule="auto"/>
         <w:jc w:val="center"/>
       </w:pPr>
       <w:r>
         <w:rPr>
-          <w:rFonts w:ascii="DejaVu Serif" w:hAnsi="DejaVu Serif"/>
+          <w:rFonts w:ascii="Times New Roman" w:hAnsi="Times New Roman"/>
+          <w:b/>
+          <w:color w:val="000000"/>
+          <w:sz w:val="28"/>
+        </w:rPr>
+        <w:t>Відокремлений структурний підрозділ</w:t>
+        <w:br/>
+        <w:t>«Економіко-технологічний фаховий коледж</w:t>
+        <w:br/>
+        <w:t>Херсонського національного технічного університету»</w:t>
+      </w:r>
+    </w:p>
+    <w:p>
+      <w:pPr>
+        <w:keepNext w:val="0"/>
+        <w:keepLines/>
+        <w:spacing w:before="0" w:after="1460" w:line="20" w:lineRule="exact"/>
+        <w:jc w:val="center"/>
+      </w:pPr>
+      <w:r>
+        <w:rPr>
+          <w:rFonts w:ascii="Times New Roman" w:hAnsi="Times New Roman"/>
+          <w:b w:val="0"/>
+          <w:color w:val="000000"/>
+          <w:sz w:val="2"/>
+        </w:rPr>
+      </w:r>
+    </w:p>
+    <w:p>
+      <w:pPr>
+        <w:pStyle w:val="Title"/>
+        <w:keepNext w:val="0"/>
+        <w:keepLines/>
+        <w:spacing w:before="0" w:after="0" w:line="240" w:lineRule="auto"/>
+        <w:jc w:val="center"/>
+      </w:pPr>
+      <w:r>
+        <w:rPr>
+          <w:rFonts w:ascii="Times New Roman" w:hAnsi="Times New Roman"/>
+          <w:b/>
+          <w:color w:val="000000"/>
+          <w:sz w:val="28"/>
+        </w:rPr>
+        <w:t>ПРАКТИЧНА РОБОТА № 1</w:t>
+      </w:r>
+    </w:p>
+    <w:p>
+      <w:pPr>
+        <w:keepNext w:val="0"/>
+        <w:keepLines/>
+        <w:spacing w:before="200" w:after="0" w:line="240" w:lineRule="auto"/>
+        <w:jc w:val="center"/>
+      </w:pPr>
+      <w:r>
+        <w:rPr>
+          <w:rFonts w:ascii="Times New Roman" w:hAnsi="Times New Roman"/>
           <w:b w:val="0"/>
           <w:color w:val="000000"/>
           <w:sz w:val="28"/>
         </w:rPr>
-        <w:t>Проєктний практикум</w:t>
+        <w:t>з дисципліни «Проєктний практикум»</w:t>
       </w:r>
     </w:p>
     <w:p>
       <w:pPr>
-        <w:spacing w:after="760"/>
-      </w:pPr>
-      <w:r/>
-    </w:p>
-    <w:p>
-      <w:pPr>
-        <w:pStyle w:val="Title"/>
+        <w:keepNext w:val="0"/>
+        <w:keepLines/>
+        <w:spacing w:before="300" w:after="0" w:line="240" w:lineRule="auto"/>
         <w:jc w:val="center"/>
       </w:pPr>
       <w:r>
-        <w:t>Звіт з лабораторної роботи 1</w:t>
+        <w:rPr>
+          <w:rFonts w:ascii="Times New Roman" w:hAnsi="Times New Roman"/>
+          <w:b/>
+          <w:color w:val="000000"/>
+          <w:sz w:val="28"/>
+        </w:rPr>
+        <w:t>Тема: «Ініціювання командного ІТ-проєкту»</w:t>
       </w:r>
     </w:p>
     <w:p>
       <w:pPr>
-        <w:pStyle w:val="Subtitle"/>
+        <w:keepNext w:val="0"/>
+        <w:keepLines/>
+        <w:spacing w:before="160" w:after="0" w:line="240" w:lineRule="auto"/>
         <w:jc w:val="center"/>
       </w:pPr>
       <w:r>
-        <w:t>Ініціювання командного ІТ проєкту</w:t>
+        <w:rPr>
+          <w:rFonts w:ascii="Times New Roman" w:hAnsi="Times New Roman"/>
+          <w:b w:val="0"/>
+          <w:color w:val="000000"/>
+          <w:sz w:val="28"/>
+        </w:rPr>
+        <w:t>Проєкт «EasyStock»</w:t>
       </w:r>
     </w:p>
     <w:p>
       <w:pPr>
-        <w:jc w:val="center"/>
+        <w:keepNext w:val="0"/>
+        <w:keepLines/>
+        <w:spacing w:before="1800" w:after="0" w:line="240" w:lineRule="auto"/>
+        <w:ind w:left="4320"/>
+        <w:jc w:val="right"/>
       </w:pPr>
       <w:r>
         <w:rPr>
-          <w:rFonts w:ascii="DejaVu Serif" w:hAnsi="DejaVu Serif"/>
-          <w:b/>
+          <w:rFonts w:ascii="Times New Roman" w:hAnsi="Times New Roman"/>
+          <w:b w:val="0"/>
           <w:color w:val="000000"/>
-          <w:sz w:val="32"/>
+          <w:sz w:val="28"/>
         </w:rPr>
-        <w:t>Проєкт EasyStock</w:t>
+        <w:t>Виконав:</w:t>
+        <w:br/>
+        <w:t>студент групи 3ІПЗс-24</w:t>
+        <w:br/>
+        <w:t>Бондаренко Сергій</w:t>
       </w:r>
     </w:p>
     <w:p>
       <w:pPr>
-        <w:jc w:val="center"/>
+        <w:keepNext w:val="0"/>
+        <w:keepLines/>
+        <w:spacing w:before="160" w:after="0" w:line="240" w:lineRule="auto"/>
+        <w:ind w:left="4320"/>
+        <w:jc w:val="right"/>
       </w:pPr>
       <w:r>
-        <w:t>Вебзастосунок для обліку товарів і складських операцій</w:t>
-      </w:r>
-    </w:p>
-    <w:p>
-      <w:pPr>
-        <w:spacing w:after="440"/>
-      </w:pPr>
-      <w:r/>
-    </w:p>
-    <w:p>
-      <w:r>
         <w:rPr>
-          <w:rFonts w:ascii="DejaVu Serif" w:hAnsi="DejaVu Serif"/>
+          <w:rFonts w:ascii="Times New Roman" w:hAnsi="Times New Roman"/>
           <w:b w:val="0"/>
           <w:color w:val="000000"/>
-          <w:sz w:val="24"/>
+          <w:sz w:val="28"/>
         </w:rPr>
-        <w:t>Виконав: Бондаренко Сергій</w:t>
+        <w:t>Перевірив:</w:t>
         <w:br/>
-        <w:t>Група: 3ІПЗс</w:t>
-        <w:br/>
-        <w:t>Форма виконання: індивідуальна</w:t>
-        <w:br/>
-        <w:t>Дата: 05.10.2026</w:t>
-      </w:r>
-    </w:p>
-    <w:p>
-      <w:r>
-        <w:rPr>
-          <w:rFonts w:ascii="DejaVu Serif" w:hAnsi="DejaVu Serif"/>
-          <w:b/>
-          <w:color w:val="000000"/>
-          <w:sz w:val="23"/>
-        </w:rPr>
-        <w:t>Усю роботу над проєктом і цією лабораторною роботою я виконав самостійно. Я поєднував ролі автора ідеї, аналітика, проєктувальника, розробника, тестувальника та автора документації.</w:t>
-      </w:r>
-    </w:p>
-    <w:p>
-      <w:r>
-        <w:t xml:space="preserve">Репозиторій GitHub: </w:t>
-      </w:r>
-      <w:hyperlink r:id="rId11">
-        <w:r>
-          <w:rPr>
-            <w:color w:val="234D77"/>
-            <w:u w:val="single"/>
-            <w:rFonts w:ascii="DejaVu Serif" w:hAnsi="DejaVu Serif"/>
-          </w:rPr>
-          <w:t>https://github.com/chaek438/EasyStock</w:t>
-        </w:r>
-      </w:hyperlink>
-    </w:p>
-    <w:p>
-      <w:r>
-        <w:rPr>
-          <w:rFonts w:ascii="DejaVu Serif" w:hAnsi="DejaVu Serif"/>
-          <w:b w:val="0"/>
-          <w:color w:val="000000"/>
-          <w:sz w:val="20"/>
-        </w:rPr>
-        <w:t>Перевірена версія main: 8e8a046cee04</w:t>
-      </w:r>
-    </w:p>
-    <w:p>
-      <w:r>
-        <w:rPr>
-          <w:rFonts w:ascii="DejaVu Serif" w:hAnsi="DejaVu Serif"/>
-          <w:b w:val="0"/>
-          <w:color w:val="000000"/>
-          <w:sz w:val="21"/>
-        </w:rPr>
-        <w:t>Ролі «комірник», «менеджер» і «адміністратор» описують користувачів застосунку. Вони не є учасниками розробки.</w:t>
+        <w:t>Ігор Косенко</w:t>
       </w:r>
     </w:p>
     <w:p>
@@ -5454,9 +5471,12 @@
     <w:sectPr>
       <w:headerReference w:type="default" r:id="rId9"/>
       <w:footerReference w:type="default" r:id="rId10"/>
+      <w:headerReference w:type="first" r:id="rId14"/>
+      <w:footerReference w:type="first" r:id="rId15"/>
       <w:pgSz w:w="12240" w:h="15840"/>
       <w:pgMar w:top="1008" w:right="1152" w:bottom="1008" w:left="1152" w:header="360" w:footer="360" w:gutter="0"/>
       <w:cols w:space="720"/>
+      <w:titlePg/>
       <w:docGrid w:linePitch="360"/>
     </w:sectPr>
   </w:body>
@@ -5484,6 +5504,27 @@
 </w:ftr>
 </file>
 
+<file path=word/footer2.xml><?xml version="1.0" encoding="utf-8"?>
+<w:ftr xmlns:m="http://schemas.openxmlformats.org/officeDocument/2006/math" xmlns:mc="http://schemas.openxmlformats.org/markup-compatibility/2006" xmlns:mo="http://schemas.microsoft.com/office/mac/office/2008/main" xmlns:mv="urn:schemas-microsoft-com:mac:vml" xmlns:o="urn:schemas-microsoft-com:office:office" xmlns:r="http://schemas.openxmlformats.org/officeDocument/2006/relationships" xmlns:v="urn:schemas-microsoft-com:vml" xmlns:w10="urn:schemas-microsoft-com:office:word" xmlns:w14="http://schemas.microsoft.com/office/word/2010/wordml" xmlns:w="http://schemas.openxmlformats.org/wordprocessingml/2006/main" xmlns:wne="http://schemas.microsoft.com/office/word/2006/wordml" xmlns:wp14="http://schemas.microsoft.com/office/word/2010/wordprocessingDrawing" xmlns:wp="http://schemas.openxmlformats.org/drawingml/2006/wordprocessingDrawing" xmlns:wpc="http://schemas.microsoft.com/office/word/2010/wordprocessingCanvas" xmlns:wpg="http://schemas.microsoft.com/office/word/2010/wordprocessingGroup" xmlns:wpi="http://schemas.microsoft.com/office/word/2010/wordprocessingInk" xmlns:wps="http://schemas.microsoft.com/office/word/2010/wordprocessingShape" mc:Ignorable="w14 wp14">
+  <w:p>
+    <w:pPr>
+      <w:pStyle w:val="Footer"/>
+      <w:spacing w:after="0"/>
+      <w:jc w:val="center"/>
+    </w:pPr>
+    <w:r>
+      <w:rPr>
+        <w:rFonts w:ascii="Times New Roman" w:hAnsi="Times New Roman"/>
+        <w:b w:val="0"/>
+        <w:color w:val="000000"/>
+        <w:sz w:val="28"/>
+      </w:rPr>
+      <w:t>Хмельницький 2026</w:t>
+    </w:r>
+  </w:p>
+</w:ftr>
+</file>
+
 <file path=word/header1.xml><?xml version="1.0" encoding="utf-8"?>
 <w:hdr xmlns:m="http://schemas.openxmlformats.org/officeDocument/2006/math" xmlns:mc="http://schemas.openxmlformats.org/markup-compatibility/2006" xmlns:mo="http://schemas.microsoft.com/office/mac/office/2008/main" xmlns:mv="urn:schemas-microsoft-com:mac:vml" xmlns:o="urn:schemas-microsoft-com:office:office" xmlns:r="http://schemas.openxmlformats.org/officeDocument/2006/relationships" xmlns:v="urn:schemas-microsoft-com:vml" xmlns:w10="urn:schemas-microsoft-com:office:word" xmlns:w14="http://schemas.microsoft.com/office/word/2010/wordml" xmlns:w="http://schemas.openxmlformats.org/wordprocessingml/2006/main" xmlns:wne="http://schemas.microsoft.com/office/word/2006/wordml" xmlns:wp14="http://schemas.microsoft.com/office/word/2010/wordprocessingDrawing" xmlns:wp="http://schemas.openxmlformats.org/drawingml/2006/wordprocessingDrawing" xmlns:wpc="http://schemas.microsoft.com/office/word/2010/wordprocessingCanvas" xmlns:wpg="http://schemas.microsoft.com/office/word/2010/wordprocessingGroup" xmlns:wpi="http://schemas.microsoft.com/office/word/2010/wordprocessingInk" xmlns:wps="http://schemas.microsoft.com/office/word/2010/wordprocessingShape" mc:Ignorable="w14 wp14">
   <w:p>
@@ -5499,6 +5540,16 @@
       </w:rPr>
       <w:t>EasyStock   |   Проєктний практикум   |   Робота 1</w:t>
     </w:r>
+  </w:p>
+</w:hdr>
+</file>
+
+<file path=word/header2.xml><?xml version="1.0" encoding="utf-8"?>
+<w:hdr xmlns:m="http://schemas.openxmlformats.org/officeDocument/2006/math" xmlns:mc="http://schemas.openxmlformats.org/markup-compatibility/2006" xmlns:mo="http://schemas.microsoft.com/office/mac/office/2008/main" xmlns:mv="urn:schemas-microsoft-com:mac:vml" xmlns:o="urn:schemas-microsoft-com:office:office" xmlns:r="http://schemas.openxmlformats.org/officeDocument/2006/relationships" xmlns:v="urn:schemas-microsoft-com:vml" xmlns:w10="urn:schemas-microsoft-com:office:word" xmlns:w14="http://schemas.microsoft.com/office/word/2010/wordml" xmlns:w="http://schemas.openxmlformats.org/wordprocessingml/2006/main" xmlns:wne="http://schemas.microsoft.com/office/word/2006/wordml" xmlns:wp14="http://schemas.microsoft.com/office/word/2010/wordprocessingDrawing" xmlns:wp="http://schemas.openxmlformats.org/drawingml/2006/wordprocessingDrawing" xmlns:wpc="http://schemas.microsoft.com/office/word/2010/wordprocessingCanvas" xmlns:wpg="http://schemas.microsoft.com/office/word/2010/wordprocessingGroup" xmlns:wpi="http://schemas.microsoft.com/office/word/2010/wordprocessingInk" xmlns:wps="http://schemas.microsoft.com/office/word/2010/wordprocessingShape" mc:Ignorable="w14 wp14">
+  <w:p>
+    <w:pPr>
+      <w:pStyle w:val="Header"/>
+    </w:pPr>
   </w:p>
 </w:hdr>
 </file>

--- a/docs/Lab1/Report.docx
+++ b/docs/Lab1/Report.docx
@@ -147,7 +147,9 @@
         </w:rPr>
         <w:t>Перевірив:</w:t>
         <w:br/>
-        <w:t>Ігор Косенко</w:t>
+        <w:t>Дмитро Олегович Чорний</w:t>
+        <w:br/>
+        <w:t>Ілля Володимирович Костевич</w:t>
       </w:r>
     </w:p>
     <w:p>
